--- a/human_baseline_final_20261019/01_미팅자료_20261019/실험결과종합_20261019.docx
+++ b/human_baseline_final_20261019/01_미팅자료_20261019/실험결과종합_20261019.docx
@@ -3147,7 +3147,7 @@
                 <w:b w:val="0"/>
                 <w:sz w:val="18"/>
               </w:rPr>
-              <w:t>대응 차이 [95% 구간]</w:t>
+              <w:t>차이와 95% 신뢰구간</w:t>
             </w:r>
           </w:p>
         </w:tc>
